--- a/Advanced-Digital-Design/howTo/howTo 01 Create Vivado Project.docx
+++ b/Advanced-Digital-Design/howTo/howTo 01 Create Vivado Project.docx
@@ -1,6 +1,6 @@
 
 <file path=word/document.xml><?xml version="1.0" encoding="utf-8"?>
-<w:document xmlns:wpc="http://schemas.microsoft.com/office/word/2010/wordprocessingCanvas" xmlns:cx="http://schemas.microsoft.com/office/drawing/2014/chartex" xmlns:cx1="http://schemas.microsoft.com/office/drawing/2015/9/8/chartex" xmlns:cx2="http://schemas.microsoft.com/office/drawing/2015/10/21/chartex" xmlns:cx3="http://schemas.microsoft.com/office/drawing/2016/5/9/chartex" xmlns:cx4="http://schemas.microsoft.com/office/drawing/2016/5/10/chartex" xmlns:cx5="http://schemas.microsoft.com/office/drawing/2016/5/11/chartex" xmlns:cx6="http://schemas.microsoft.com/office/drawing/2016/5/12/chartex" xmlns:cx7="http://schemas.microsoft.com/office/drawing/2016/5/13/chartex" xmlns:cx8="http://schemas.microsoft.com/office/drawing/2016/5/14/chartex" xmlns:mc="http://schemas.openxmlformats.org/markup-compatibility/2006" xmlns:aink="http://schemas.microsoft.com/office/drawing/2016/ink" xmlns:am3d="http://schemas.microsoft.com/office/drawing/2017/model3d" xmlns:o="urn:schemas-microsoft-com:office:office" xmlns:oel="http://schemas.microsoft.com/office/2019/extlst" xmlns:r="http://schemas.openxmlformats.org/officeDocument/2006/relationships" xmlns:m="http://schemas.openxmlformats.org/officeDocument/2006/math" xmlns:v="urn:schemas-microsoft-com:vml" xmlns:wp14="http://schemas.microsoft.com/office/word/2010/wordprocessingDrawing" xmlns:wp="http://schemas.openxmlformats.org/drawingml/2006/wordprocessingDrawing" xmlns:w10="urn:schemas-microsoft-com:office:word" xmlns:w="http://schemas.openxmlformats.org/wordprocessingml/2006/main" xmlns:w14="http://schemas.microsoft.com/office/word/2010/wordml" xmlns:w15="http://schemas.microsoft.com/office/word/2012/wordml" xmlns:w16cex="http://schemas.microsoft.com/office/word/2018/wordml/cex" xmlns:w16cid="http://schemas.microsoft.com/office/word/2016/wordml/cid" xmlns:w16="http://schemas.microsoft.com/office/word/2018/wordml" xmlns:w16sdtdh="http://schemas.microsoft.com/office/word/2020/wordml/sdtdatahash" xmlns:w16se="http://schemas.microsoft.com/office/word/2015/wordml/symex" xmlns:wpg="http://schemas.microsoft.com/office/word/2010/wordprocessingGroup" xmlns:wpi="http://schemas.microsoft.com/office/word/2010/wordprocessingInk" xmlns:wne="http://schemas.microsoft.com/office/word/2006/wordml" xmlns:wps="http://schemas.microsoft.com/office/word/2010/wordprocessingShape" mc:Ignorable="w14 w15 w16se w16cid w16 w16cex w16sdtdh wp14">
+<w:document xmlns:wpc="http://schemas.microsoft.com/office/word/2010/wordprocessingCanvas" xmlns:cx="http://schemas.microsoft.com/office/drawing/2014/chartex" xmlns:cx1="http://schemas.microsoft.com/office/drawing/2015/9/8/chartex" xmlns:cx2="http://schemas.microsoft.com/office/drawing/2015/10/21/chartex" xmlns:cx3="http://schemas.microsoft.com/office/drawing/2016/5/9/chartex" xmlns:cx4="http://schemas.microsoft.com/office/drawing/2016/5/10/chartex" xmlns:cx5="http://schemas.microsoft.com/office/drawing/2016/5/11/chartex" xmlns:cx6="http://schemas.microsoft.com/office/drawing/2016/5/12/chartex" xmlns:cx7="http://schemas.microsoft.com/office/drawing/2016/5/13/chartex" xmlns:cx8="http://schemas.microsoft.com/office/drawing/2016/5/14/chartex" xmlns:mc="http://schemas.openxmlformats.org/markup-compatibility/2006" xmlns:aink="http://schemas.microsoft.com/office/drawing/2016/ink" xmlns:am3d="http://schemas.microsoft.com/office/drawing/2017/model3d" xmlns:o="urn:schemas-microsoft-com:office:office" xmlns:oel="http://schemas.microsoft.com/office/2019/extlst" xmlns:r="http://schemas.openxmlformats.org/officeDocument/2006/relationships" xmlns:m="http://schemas.openxmlformats.org/officeDocument/2006/math" xmlns:v="urn:schemas-microsoft-com:vml" xmlns:wp14="http://schemas.microsoft.com/office/word/2010/wordprocessingDrawing" xmlns:wp="http://schemas.openxmlformats.org/drawingml/2006/wordprocessingDrawing" xmlns:w10="urn:schemas-microsoft-com:office:word" xmlns:w="http://schemas.openxmlformats.org/wordprocessingml/2006/main" xmlns:w14="http://schemas.microsoft.com/office/word/2010/wordml" xmlns:w15="http://schemas.microsoft.com/office/word/2012/wordml" xmlns:w16cex="http://schemas.microsoft.com/office/word/2018/wordml/cex" xmlns:w16cid="http://schemas.microsoft.com/office/word/2016/wordml/cid" xmlns:w16="http://schemas.microsoft.com/office/word/2018/wordml" xmlns:w16du="http://schemas.microsoft.com/office/word/2023/wordml/word16du" xmlns:w16sdtdh="http://schemas.microsoft.com/office/word/2020/wordml/sdtdatahash" xmlns:w16sdtfl="http://schemas.microsoft.com/office/word/2024/wordml/sdtformatlock" xmlns:w16se="http://schemas.microsoft.com/office/word/2015/wordml/symex" xmlns:wpg="http://schemas.microsoft.com/office/word/2010/wordprocessingGroup" xmlns:wpi="http://schemas.microsoft.com/office/word/2010/wordprocessingInk" xmlns:wne="http://schemas.microsoft.com/office/word/2006/wordml" xmlns:wps="http://schemas.microsoft.com/office/word/2010/wordprocessingShape" mc:Ignorable="w14 w15 w16se w16cid w16 w16cex w16sdtdh w16sdtfl w16du wp14">
   <w:body>
     <w:p>
       <w:pPr>
@@ -23,8 +23,16 @@
         <w:rPr>
           <w:rFonts w:asciiTheme="minorHAnsi" w:hAnsiTheme="minorHAnsi" w:cstheme="minorHAnsi"/>
         </w:rPr>
-        <w:t>1. Launch Vivado</w:t>
+        <w:t xml:space="preserve">1. Launch </w:t>
       </w:r>
+      <w:proofErr w:type="spellStart"/>
+      <w:r>
+        <w:rPr>
+          <w:rFonts w:asciiTheme="minorHAnsi" w:hAnsiTheme="minorHAnsi" w:cstheme="minorHAnsi"/>
+        </w:rPr>
+        <w:t>Vivado</w:t>
+      </w:r>
+      <w:proofErr w:type="spellEnd"/>
     </w:p>
     <w:p>
       <w:pPr>
@@ -126,7 +134,21 @@
         <w:rPr>
           <w:rFonts w:asciiTheme="minorHAnsi" w:hAnsiTheme="minorHAnsi" w:cstheme="minorHAnsi"/>
         </w:rPr>
-        <w:t>3. Click Next on the Create a New Vivado Project pop-up</w:t>
+        <w:t xml:space="preserve">3. Click Next on the Create a New </w:t>
+      </w:r>
+      <w:proofErr w:type="spellStart"/>
+      <w:r>
+        <w:rPr>
+          <w:rFonts w:asciiTheme="minorHAnsi" w:hAnsiTheme="minorHAnsi" w:cstheme="minorHAnsi"/>
+        </w:rPr>
+        <w:t>Vivado</w:t>
+      </w:r>
+      <w:proofErr w:type="spellEnd"/>
+      <w:r>
+        <w:rPr>
+          <w:rFonts w:asciiTheme="minorHAnsi" w:hAnsiTheme="minorHAnsi" w:cstheme="minorHAnsi"/>
+        </w:rPr>
+        <w:t xml:space="preserve"> Project pop-up</w:t>
       </w:r>
     </w:p>
     <w:p>
@@ -248,7 +270,21 @@
           <w:rFonts w:asciiTheme="minorHAnsi" w:hAnsiTheme="minorHAnsi" w:cstheme="minorHAnsi"/>
         </w:rPr>
         <w:lastRenderedPageBreak/>
-        <w:t>4. Enter the project name and directory in the Project Name pop-up.  Note, Vivado will create a folder with the name you provide in the Project name box.</w:t>
+        <w:t xml:space="preserve">4. Enter the project name and directory in the Project Name pop-up.  Note, </w:t>
+      </w:r>
+      <w:proofErr w:type="spellStart"/>
+      <w:r>
+        <w:rPr>
+          <w:rFonts w:asciiTheme="minorHAnsi" w:hAnsiTheme="minorHAnsi" w:cstheme="minorHAnsi"/>
+        </w:rPr>
+        <w:t>Vivado</w:t>
+      </w:r>
+      <w:proofErr w:type="spellEnd"/>
+      <w:r>
+        <w:rPr>
+          <w:rFonts w:asciiTheme="minorHAnsi" w:hAnsiTheme="minorHAnsi" w:cstheme="minorHAnsi"/>
+        </w:rPr>
+        <w:t xml:space="preserve"> will create a folder with the name you provide in the Project name box.</w:t>
       </w:r>
     </w:p>
     <w:p>
@@ -480,7 +516,7 @@
           <w:noProof/>
         </w:rPr>
         <w:drawing>
-          <wp:inline distT="0" distB="0" distL="0" distR="0" wp14:anchorId="4E31B9A6" wp14:editId="62151177">
+          <wp:inline distT="0" distB="0" distL="0" distR="0" wp14:anchorId="4E31B9A6" wp14:editId="10A2BAA1">
             <wp:extent cx="4101765" cy="2880000"/>
             <wp:effectExtent l="0" t="0" r="0" b="0"/>
             <wp:docPr id="5" name="Picture 5"/>
@@ -922,7 +958,7 @@
 </file>
 
 <file path=word/endnotes.xml><?xml version="1.0" encoding="utf-8"?>
-<w:endnotes xmlns:wpc="http://schemas.microsoft.com/office/word/2010/wordprocessingCanvas" xmlns:cx="http://schemas.microsoft.com/office/drawing/2014/chartex" xmlns:cx1="http://schemas.microsoft.com/office/drawing/2015/9/8/chartex" xmlns:cx2="http://schemas.microsoft.com/office/drawing/2015/10/21/chartex" xmlns:cx3="http://schemas.microsoft.com/office/drawing/2016/5/9/chartex" xmlns:cx4="http://schemas.microsoft.com/office/drawing/2016/5/10/chartex" xmlns:cx5="http://schemas.microsoft.com/office/drawing/2016/5/11/chartex" xmlns:cx6="http://schemas.microsoft.com/office/drawing/2016/5/12/chartex" xmlns:cx7="http://schemas.microsoft.com/office/drawing/2016/5/13/chartex" xmlns:cx8="http://schemas.microsoft.com/office/drawing/2016/5/14/chartex" xmlns:mc="http://schemas.openxmlformats.org/markup-compatibility/2006" xmlns:aink="http://schemas.microsoft.com/office/drawing/2016/ink" xmlns:am3d="http://schemas.microsoft.com/office/drawing/2017/model3d" xmlns:o="urn:schemas-microsoft-com:office:office" xmlns:oel="http://schemas.microsoft.com/office/2019/extlst" xmlns:r="http://schemas.openxmlformats.org/officeDocument/2006/relationships" xmlns:m="http://schemas.openxmlformats.org/officeDocument/2006/math" xmlns:v="urn:schemas-microsoft-com:vml" xmlns:wp14="http://schemas.microsoft.com/office/word/2010/wordprocessingDrawing" xmlns:wp="http://schemas.openxmlformats.org/drawingml/2006/wordprocessingDrawing" xmlns:w10="urn:schemas-microsoft-com:office:word" xmlns:w="http://schemas.openxmlformats.org/wordprocessingml/2006/main" xmlns:w14="http://schemas.microsoft.com/office/word/2010/wordml" xmlns:w15="http://schemas.microsoft.com/office/word/2012/wordml" xmlns:w16cex="http://schemas.microsoft.com/office/word/2018/wordml/cex" xmlns:w16cid="http://schemas.microsoft.com/office/word/2016/wordml/cid" xmlns:w16="http://schemas.microsoft.com/office/word/2018/wordml" xmlns:w16sdtdh="http://schemas.microsoft.com/office/word/2020/wordml/sdtdatahash" xmlns:w16se="http://schemas.microsoft.com/office/word/2015/wordml/symex" xmlns:wpg="http://schemas.microsoft.com/office/word/2010/wordprocessingGroup" xmlns:wpi="http://schemas.microsoft.com/office/word/2010/wordprocessingInk" xmlns:wne="http://schemas.microsoft.com/office/word/2006/wordml" xmlns:wps="http://schemas.microsoft.com/office/word/2010/wordprocessingShape" mc:Ignorable="w14 w15 w16se w16cid w16 w16cex w16sdtdh wp14">
+<w:endnotes xmlns:wpc="http://schemas.microsoft.com/office/word/2010/wordprocessingCanvas" xmlns:cx="http://schemas.microsoft.com/office/drawing/2014/chartex" xmlns:cx1="http://schemas.microsoft.com/office/drawing/2015/9/8/chartex" xmlns:cx2="http://schemas.microsoft.com/office/drawing/2015/10/21/chartex" xmlns:cx3="http://schemas.microsoft.com/office/drawing/2016/5/9/chartex" xmlns:cx4="http://schemas.microsoft.com/office/drawing/2016/5/10/chartex" xmlns:cx5="http://schemas.microsoft.com/office/drawing/2016/5/11/chartex" xmlns:cx6="http://schemas.microsoft.com/office/drawing/2016/5/12/chartex" xmlns:cx7="http://schemas.microsoft.com/office/drawing/2016/5/13/chartex" xmlns:cx8="http://schemas.microsoft.com/office/drawing/2016/5/14/chartex" xmlns:mc="http://schemas.openxmlformats.org/markup-compatibility/2006" xmlns:aink="http://schemas.microsoft.com/office/drawing/2016/ink" xmlns:am3d="http://schemas.microsoft.com/office/drawing/2017/model3d" xmlns:o="urn:schemas-microsoft-com:office:office" xmlns:oel="http://schemas.microsoft.com/office/2019/extlst" xmlns:r="http://schemas.openxmlformats.org/officeDocument/2006/relationships" xmlns:m="http://schemas.openxmlformats.org/officeDocument/2006/math" xmlns:v="urn:schemas-microsoft-com:vml" xmlns:wp14="http://schemas.microsoft.com/office/word/2010/wordprocessingDrawing" xmlns:wp="http://schemas.openxmlformats.org/drawingml/2006/wordprocessingDrawing" xmlns:w10="urn:schemas-microsoft-com:office:word" xmlns:w="http://schemas.openxmlformats.org/wordprocessingml/2006/main" xmlns:w14="http://schemas.microsoft.com/office/word/2010/wordml" xmlns:w15="http://schemas.microsoft.com/office/word/2012/wordml" xmlns:w16cex="http://schemas.microsoft.com/office/word/2018/wordml/cex" xmlns:w16cid="http://schemas.microsoft.com/office/word/2016/wordml/cid" xmlns:w16="http://schemas.microsoft.com/office/word/2018/wordml" xmlns:w16du="http://schemas.microsoft.com/office/word/2023/wordml/word16du" xmlns:w16sdtdh="http://schemas.microsoft.com/office/word/2020/wordml/sdtdatahash" xmlns:w16sdtfl="http://schemas.microsoft.com/office/word/2024/wordml/sdtformatlock" xmlns:w16se="http://schemas.microsoft.com/office/word/2015/wordml/symex" xmlns:wpg="http://schemas.microsoft.com/office/word/2010/wordprocessingGroup" xmlns:wpi="http://schemas.microsoft.com/office/word/2010/wordprocessingInk" xmlns:wne="http://schemas.microsoft.com/office/word/2006/wordml" xmlns:wps="http://schemas.microsoft.com/office/word/2010/wordprocessingShape" mc:Ignorable="w14 w15 w16se w16cid w16 w16cex w16sdtdh w16sdtfl w16du wp14">
   <w:endnote w:type="separator" w:id="-1">
     <w:p>
       <w:pPr>
@@ -947,7 +983,7 @@
 </file>
 
 <file path=word/footer1.xml><?xml version="1.0" encoding="utf-8"?>
-<w:ftr xmlns:wpc="http://schemas.microsoft.com/office/word/2010/wordprocessingCanvas" xmlns:cx="http://schemas.microsoft.com/office/drawing/2014/chartex" xmlns:cx1="http://schemas.microsoft.com/office/drawing/2015/9/8/chartex" xmlns:cx2="http://schemas.microsoft.com/office/drawing/2015/10/21/chartex" xmlns:cx3="http://schemas.microsoft.com/office/drawing/2016/5/9/chartex" xmlns:cx4="http://schemas.microsoft.com/office/drawing/2016/5/10/chartex" xmlns:cx5="http://schemas.microsoft.com/office/drawing/2016/5/11/chartex" xmlns:cx6="http://schemas.microsoft.com/office/drawing/2016/5/12/chartex" xmlns:cx7="http://schemas.microsoft.com/office/drawing/2016/5/13/chartex" xmlns:cx8="http://schemas.microsoft.com/office/drawing/2016/5/14/chartex" xmlns:mc="http://schemas.openxmlformats.org/markup-compatibility/2006" xmlns:aink="http://schemas.microsoft.com/office/drawing/2016/ink" xmlns:am3d="http://schemas.microsoft.com/office/drawing/2017/model3d" xmlns:o="urn:schemas-microsoft-com:office:office" xmlns:oel="http://schemas.microsoft.com/office/2019/extlst" xmlns:r="http://schemas.openxmlformats.org/officeDocument/2006/relationships" xmlns:m="http://schemas.openxmlformats.org/officeDocument/2006/math" xmlns:v="urn:schemas-microsoft-com:vml" xmlns:wp14="http://schemas.microsoft.com/office/word/2010/wordprocessingDrawing" xmlns:wp="http://schemas.openxmlformats.org/drawingml/2006/wordprocessingDrawing" xmlns:w10="urn:schemas-microsoft-com:office:word" xmlns:w="http://schemas.openxmlformats.org/wordprocessingml/2006/main" xmlns:w14="http://schemas.microsoft.com/office/word/2010/wordml" xmlns:w15="http://schemas.microsoft.com/office/word/2012/wordml" xmlns:w16cex="http://schemas.microsoft.com/office/word/2018/wordml/cex" xmlns:w16cid="http://schemas.microsoft.com/office/word/2016/wordml/cid" xmlns:w16="http://schemas.microsoft.com/office/word/2018/wordml" xmlns:w16sdtdh="http://schemas.microsoft.com/office/word/2020/wordml/sdtdatahash" xmlns:w16se="http://schemas.microsoft.com/office/word/2015/wordml/symex" xmlns:wpg="http://schemas.microsoft.com/office/word/2010/wordprocessingGroup" xmlns:wpi="http://schemas.microsoft.com/office/word/2010/wordprocessingInk" xmlns:wne="http://schemas.microsoft.com/office/word/2006/wordml" xmlns:wps="http://schemas.microsoft.com/office/word/2010/wordprocessingShape" mc:Ignorable="w14 w15 w16se w16cid w16 w16cex w16sdtdh wp14">
+<w:ftr xmlns:wpc="http://schemas.microsoft.com/office/word/2010/wordprocessingCanvas" xmlns:cx="http://schemas.microsoft.com/office/drawing/2014/chartex" xmlns:cx1="http://schemas.microsoft.com/office/drawing/2015/9/8/chartex" xmlns:cx2="http://schemas.microsoft.com/office/drawing/2015/10/21/chartex" xmlns:cx3="http://schemas.microsoft.com/office/drawing/2016/5/9/chartex" xmlns:cx4="http://schemas.microsoft.com/office/drawing/2016/5/10/chartex" xmlns:cx5="http://schemas.microsoft.com/office/drawing/2016/5/11/chartex" xmlns:cx6="http://schemas.microsoft.com/office/drawing/2016/5/12/chartex" xmlns:cx7="http://schemas.microsoft.com/office/drawing/2016/5/13/chartex" xmlns:cx8="http://schemas.microsoft.com/office/drawing/2016/5/14/chartex" xmlns:mc="http://schemas.openxmlformats.org/markup-compatibility/2006" xmlns:aink="http://schemas.microsoft.com/office/drawing/2016/ink" xmlns:am3d="http://schemas.microsoft.com/office/drawing/2017/model3d" xmlns:o="urn:schemas-microsoft-com:office:office" xmlns:oel="http://schemas.microsoft.com/office/2019/extlst" xmlns:r="http://schemas.openxmlformats.org/officeDocument/2006/relationships" xmlns:m="http://schemas.openxmlformats.org/officeDocument/2006/math" xmlns:v="urn:schemas-microsoft-com:vml" xmlns:wp14="http://schemas.microsoft.com/office/word/2010/wordprocessingDrawing" xmlns:wp="http://schemas.openxmlformats.org/drawingml/2006/wordprocessingDrawing" xmlns:w10="urn:schemas-microsoft-com:office:word" xmlns:w="http://schemas.openxmlformats.org/wordprocessingml/2006/main" xmlns:w14="http://schemas.microsoft.com/office/word/2010/wordml" xmlns:w15="http://schemas.microsoft.com/office/word/2012/wordml" xmlns:w16cex="http://schemas.microsoft.com/office/word/2018/wordml/cex" xmlns:w16cid="http://schemas.microsoft.com/office/word/2016/wordml/cid" xmlns:w16="http://schemas.microsoft.com/office/word/2018/wordml" xmlns:w16du="http://schemas.microsoft.com/office/word/2023/wordml/word16du" xmlns:w16sdtdh="http://schemas.microsoft.com/office/word/2020/wordml/sdtdatahash" xmlns:w16sdtfl="http://schemas.microsoft.com/office/word/2024/wordml/sdtformatlock" xmlns:w16se="http://schemas.microsoft.com/office/word/2015/wordml/symex" xmlns:wpg="http://schemas.microsoft.com/office/word/2010/wordprocessingGroup" xmlns:wpi="http://schemas.microsoft.com/office/word/2010/wordprocessingInk" xmlns:wne="http://schemas.microsoft.com/office/word/2006/wordml" xmlns:wps="http://schemas.microsoft.com/office/word/2010/wordprocessingShape" mc:Ignorable="w14 w15 w16se w16cid w16 w16cex w16sdtdh w16sdtfl w16du wp14">
   <w:p>
     <w:pPr>
       <w:spacing w:after="0" w:line="259" w:lineRule="auto"/>
@@ -998,7 +1034,7 @@
 </file>
 
 <file path=word/footer2.xml><?xml version="1.0" encoding="utf-8"?>
-<w:ftr xmlns:wpc="http://schemas.microsoft.com/office/word/2010/wordprocessingCanvas" xmlns:cx="http://schemas.microsoft.com/office/drawing/2014/chartex" xmlns:cx1="http://schemas.microsoft.com/office/drawing/2015/9/8/chartex" xmlns:cx2="http://schemas.microsoft.com/office/drawing/2015/10/21/chartex" xmlns:cx3="http://schemas.microsoft.com/office/drawing/2016/5/9/chartex" xmlns:cx4="http://schemas.microsoft.com/office/drawing/2016/5/10/chartex" xmlns:cx5="http://schemas.microsoft.com/office/drawing/2016/5/11/chartex" xmlns:cx6="http://schemas.microsoft.com/office/drawing/2016/5/12/chartex" xmlns:cx7="http://schemas.microsoft.com/office/drawing/2016/5/13/chartex" xmlns:cx8="http://schemas.microsoft.com/office/drawing/2016/5/14/chartex" xmlns:mc="http://schemas.openxmlformats.org/markup-compatibility/2006" xmlns:aink="http://schemas.microsoft.com/office/drawing/2016/ink" xmlns:am3d="http://schemas.microsoft.com/office/drawing/2017/model3d" xmlns:o="urn:schemas-microsoft-com:office:office" xmlns:oel="http://schemas.microsoft.com/office/2019/extlst" xmlns:r="http://schemas.openxmlformats.org/officeDocument/2006/relationships" xmlns:m="http://schemas.openxmlformats.org/officeDocument/2006/math" xmlns:v="urn:schemas-microsoft-com:vml" xmlns:wp14="http://schemas.microsoft.com/office/word/2010/wordprocessingDrawing" xmlns:wp="http://schemas.openxmlformats.org/drawingml/2006/wordprocessingDrawing" xmlns:w10="urn:schemas-microsoft-com:office:word" xmlns:w="http://schemas.openxmlformats.org/wordprocessingml/2006/main" xmlns:w14="http://schemas.microsoft.com/office/word/2010/wordml" xmlns:w15="http://schemas.microsoft.com/office/word/2012/wordml" xmlns:w16cex="http://schemas.microsoft.com/office/word/2018/wordml/cex" xmlns:w16cid="http://schemas.microsoft.com/office/word/2016/wordml/cid" xmlns:w16="http://schemas.microsoft.com/office/word/2018/wordml" xmlns:w16sdtdh="http://schemas.microsoft.com/office/word/2020/wordml/sdtdatahash" xmlns:w16se="http://schemas.microsoft.com/office/word/2015/wordml/symex" xmlns:wpg="http://schemas.microsoft.com/office/word/2010/wordprocessingGroup" xmlns:wpi="http://schemas.microsoft.com/office/word/2010/wordprocessingInk" xmlns:wne="http://schemas.microsoft.com/office/word/2006/wordml" xmlns:wps="http://schemas.microsoft.com/office/word/2010/wordprocessingShape" mc:Ignorable="w14 w15 w16se w16cid w16 w16cex w16sdtdh wp14">
+<w:ftr xmlns:wpc="http://schemas.microsoft.com/office/word/2010/wordprocessingCanvas" xmlns:cx="http://schemas.microsoft.com/office/drawing/2014/chartex" xmlns:cx1="http://schemas.microsoft.com/office/drawing/2015/9/8/chartex" xmlns:cx2="http://schemas.microsoft.com/office/drawing/2015/10/21/chartex" xmlns:cx3="http://schemas.microsoft.com/office/drawing/2016/5/9/chartex" xmlns:cx4="http://schemas.microsoft.com/office/drawing/2016/5/10/chartex" xmlns:cx5="http://schemas.microsoft.com/office/drawing/2016/5/11/chartex" xmlns:cx6="http://schemas.microsoft.com/office/drawing/2016/5/12/chartex" xmlns:cx7="http://schemas.microsoft.com/office/drawing/2016/5/13/chartex" xmlns:cx8="http://schemas.microsoft.com/office/drawing/2016/5/14/chartex" xmlns:mc="http://schemas.openxmlformats.org/markup-compatibility/2006" xmlns:aink="http://schemas.microsoft.com/office/drawing/2016/ink" xmlns:am3d="http://schemas.microsoft.com/office/drawing/2017/model3d" xmlns:o="urn:schemas-microsoft-com:office:office" xmlns:oel="http://schemas.microsoft.com/office/2019/extlst" xmlns:r="http://schemas.openxmlformats.org/officeDocument/2006/relationships" xmlns:m="http://schemas.openxmlformats.org/officeDocument/2006/math" xmlns:v="urn:schemas-microsoft-com:vml" xmlns:wp14="http://schemas.microsoft.com/office/word/2010/wordprocessingDrawing" xmlns:wp="http://schemas.openxmlformats.org/drawingml/2006/wordprocessingDrawing" xmlns:w10="urn:schemas-microsoft-com:office:word" xmlns:w="http://schemas.openxmlformats.org/wordprocessingml/2006/main" xmlns:w14="http://schemas.microsoft.com/office/word/2010/wordml" xmlns:w15="http://schemas.microsoft.com/office/word/2012/wordml" xmlns:w16cex="http://schemas.microsoft.com/office/word/2018/wordml/cex" xmlns:w16cid="http://schemas.microsoft.com/office/word/2016/wordml/cid" xmlns:w16="http://schemas.microsoft.com/office/word/2018/wordml" xmlns:w16du="http://schemas.microsoft.com/office/word/2023/wordml/word16du" xmlns:w16sdtdh="http://schemas.microsoft.com/office/word/2020/wordml/sdtdatahash" xmlns:w16sdtfl="http://schemas.microsoft.com/office/word/2024/wordml/sdtformatlock" xmlns:w16se="http://schemas.microsoft.com/office/word/2015/wordml/symex" xmlns:wpg="http://schemas.microsoft.com/office/word/2010/wordprocessingGroup" xmlns:wpi="http://schemas.microsoft.com/office/word/2010/wordprocessingInk" xmlns:wne="http://schemas.microsoft.com/office/word/2006/wordml" xmlns:wps="http://schemas.microsoft.com/office/word/2010/wordprocessingShape" mc:Ignorable="w14 w15 w16se w16cid w16 w16cex w16sdtdh w16sdtfl w16du wp14">
   <w:p>
     <w:pPr>
       <w:spacing w:after="0" w:line="259" w:lineRule="auto"/>
@@ -1050,7 +1086,7 @@
 </file>
 
 <file path=word/footer3.xml><?xml version="1.0" encoding="utf-8"?>
-<w:ftr xmlns:wpc="http://schemas.microsoft.com/office/word/2010/wordprocessingCanvas" xmlns:cx="http://schemas.microsoft.com/office/drawing/2014/chartex" xmlns:cx1="http://schemas.microsoft.com/office/drawing/2015/9/8/chartex" xmlns:cx2="http://schemas.microsoft.com/office/drawing/2015/10/21/chartex" xmlns:cx3="http://schemas.microsoft.com/office/drawing/2016/5/9/chartex" xmlns:cx4="http://schemas.microsoft.com/office/drawing/2016/5/10/chartex" xmlns:cx5="http://schemas.microsoft.com/office/drawing/2016/5/11/chartex" xmlns:cx6="http://schemas.microsoft.com/office/drawing/2016/5/12/chartex" xmlns:cx7="http://schemas.microsoft.com/office/drawing/2016/5/13/chartex" xmlns:cx8="http://schemas.microsoft.com/office/drawing/2016/5/14/chartex" xmlns:mc="http://schemas.openxmlformats.org/markup-compatibility/2006" xmlns:aink="http://schemas.microsoft.com/office/drawing/2016/ink" xmlns:am3d="http://schemas.microsoft.com/office/drawing/2017/model3d" xmlns:o="urn:schemas-microsoft-com:office:office" xmlns:oel="http://schemas.microsoft.com/office/2019/extlst" xmlns:r="http://schemas.openxmlformats.org/officeDocument/2006/relationships" xmlns:m="http://schemas.openxmlformats.org/officeDocument/2006/math" xmlns:v="urn:schemas-microsoft-com:vml" xmlns:wp14="http://schemas.microsoft.com/office/word/2010/wordprocessingDrawing" xmlns:wp="http://schemas.openxmlformats.org/drawingml/2006/wordprocessingDrawing" xmlns:w10="urn:schemas-microsoft-com:office:word" xmlns:w="http://schemas.openxmlformats.org/wordprocessingml/2006/main" xmlns:w14="http://schemas.microsoft.com/office/word/2010/wordml" xmlns:w15="http://schemas.microsoft.com/office/word/2012/wordml" xmlns:w16cex="http://schemas.microsoft.com/office/word/2018/wordml/cex" xmlns:w16cid="http://schemas.microsoft.com/office/word/2016/wordml/cid" xmlns:w16="http://schemas.microsoft.com/office/word/2018/wordml" xmlns:w16sdtdh="http://schemas.microsoft.com/office/word/2020/wordml/sdtdatahash" xmlns:w16se="http://schemas.microsoft.com/office/word/2015/wordml/symex" xmlns:wpg="http://schemas.microsoft.com/office/word/2010/wordprocessingGroup" xmlns:wpi="http://schemas.microsoft.com/office/word/2010/wordprocessingInk" xmlns:wne="http://schemas.microsoft.com/office/word/2006/wordml" xmlns:wps="http://schemas.microsoft.com/office/word/2010/wordprocessingShape" mc:Ignorable="w14 w15 w16se w16cid w16 w16cex w16sdtdh wp14">
+<w:ftr xmlns:wpc="http://schemas.microsoft.com/office/word/2010/wordprocessingCanvas" xmlns:cx="http://schemas.microsoft.com/office/drawing/2014/chartex" xmlns:cx1="http://schemas.microsoft.com/office/drawing/2015/9/8/chartex" xmlns:cx2="http://schemas.microsoft.com/office/drawing/2015/10/21/chartex" xmlns:cx3="http://schemas.microsoft.com/office/drawing/2016/5/9/chartex" xmlns:cx4="http://schemas.microsoft.com/office/drawing/2016/5/10/chartex" xmlns:cx5="http://schemas.microsoft.com/office/drawing/2016/5/11/chartex" xmlns:cx6="http://schemas.microsoft.com/office/drawing/2016/5/12/chartex" xmlns:cx7="http://schemas.microsoft.com/office/drawing/2016/5/13/chartex" xmlns:cx8="http://schemas.microsoft.com/office/drawing/2016/5/14/chartex" xmlns:mc="http://schemas.openxmlformats.org/markup-compatibility/2006" xmlns:aink="http://schemas.microsoft.com/office/drawing/2016/ink" xmlns:am3d="http://schemas.microsoft.com/office/drawing/2017/model3d" xmlns:o="urn:schemas-microsoft-com:office:office" xmlns:oel="http://schemas.microsoft.com/office/2019/extlst" xmlns:r="http://schemas.openxmlformats.org/officeDocument/2006/relationships" xmlns:m="http://schemas.openxmlformats.org/officeDocument/2006/math" xmlns:v="urn:schemas-microsoft-com:vml" xmlns:wp14="http://schemas.microsoft.com/office/word/2010/wordprocessingDrawing" xmlns:wp="http://schemas.openxmlformats.org/drawingml/2006/wordprocessingDrawing" xmlns:w10="urn:schemas-microsoft-com:office:word" xmlns:w="http://schemas.openxmlformats.org/wordprocessingml/2006/main" xmlns:w14="http://schemas.microsoft.com/office/word/2010/wordml" xmlns:w15="http://schemas.microsoft.com/office/word/2012/wordml" xmlns:w16cex="http://schemas.microsoft.com/office/word/2018/wordml/cex" xmlns:w16cid="http://schemas.microsoft.com/office/word/2016/wordml/cid" xmlns:w16="http://schemas.microsoft.com/office/word/2018/wordml" xmlns:w16du="http://schemas.microsoft.com/office/word/2023/wordml/word16du" xmlns:w16sdtdh="http://schemas.microsoft.com/office/word/2020/wordml/sdtdatahash" xmlns:w16sdtfl="http://schemas.microsoft.com/office/word/2024/wordml/sdtformatlock" xmlns:w16se="http://schemas.microsoft.com/office/word/2015/wordml/symex" xmlns:wpg="http://schemas.microsoft.com/office/word/2010/wordprocessingGroup" xmlns:wpi="http://schemas.microsoft.com/office/word/2010/wordprocessingInk" xmlns:wne="http://schemas.microsoft.com/office/word/2006/wordml" xmlns:wps="http://schemas.microsoft.com/office/word/2010/wordprocessingShape" mc:Ignorable="w14 w15 w16se w16cid w16 w16cex w16sdtdh w16sdtfl w16du wp14">
   <w:p>
     <w:pPr>
       <w:spacing w:after="0" w:line="259" w:lineRule="auto"/>
@@ -1102,7 +1138,7 @@
 </file>
 
 <file path=word/footnotes.xml><?xml version="1.0" encoding="utf-8"?>
-<w:footnotes xmlns:wpc="http://schemas.microsoft.com/office/word/2010/wordprocessingCanvas" xmlns:cx="http://schemas.microsoft.com/office/drawing/2014/chartex" xmlns:cx1="http://schemas.microsoft.com/office/drawing/2015/9/8/chartex" xmlns:cx2="http://schemas.microsoft.com/office/drawing/2015/10/21/chartex" xmlns:cx3="http://schemas.microsoft.com/office/drawing/2016/5/9/chartex" xmlns:cx4="http://schemas.microsoft.com/office/drawing/2016/5/10/chartex" xmlns:cx5="http://schemas.microsoft.com/office/drawing/2016/5/11/chartex" xmlns:cx6="http://schemas.microsoft.com/office/drawing/2016/5/12/chartex" xmlns:cx7="http://schemas.microsoft.com/office/drawing/2016/5/13/chartex" xmlns:cx8="http://schemas.microsoft.com/office/drawing/2016/5/14/chartex" xmlns:mc="http://schemas.openxmlformats.org/markup-compatibility/2006" xmlns:aink="http://schemas.microsoft.com/office/drawing/2016/ink" xmlns:am3d="http://schemas.microsoft.com/office/drawing/2017/model3d" xmlns:o="urn:schemas-microsoft-com:office:office" xmlns:oel="http://schemas.microsoft.com/office/2019/extlst" xmlns:r="http://schemas.openxmlformats.org/officeDocument/2006/relationships" xmlns:m="http://schemas.openxmlformats.org/officeDocument/2006/math" xmlns:v="urn:schemas-microsoft-com:vml" xmlns:wp14="http://schemas.microsoft.com/office/word/2010/wordprocessingDrawing" xmlns:wp="http://schemas.openxmlformats.org/drawingml/2006/wordprocessingDrawing" xmlns:w10="urn:schemas-microsoft-com:office:word" xmlns:w="http://schemas.openxmlformats.org/wordprocessingml/2006/main" xmlns:w14="http://schemas.microsoft.com/office/word/2010/wordml" xmlns:w15="http://schemas.microsoft.com/office/word/2012/wordml" xmlns:w16cex="http://schemas.microsoft.com/office/word/2018/wordml/cex" xmlns:w16cid="http://schemas.microsoft.com/office/word/2016/wordml/cid" xmlns:w16="http://schemas.microsoft.com/office/word/2018/wordml" xmlns:w16sdtdh="http://schemas.microsoft.com/office/word/2020/wordml/sdtdatahash" xmlns:w16se="http://schemas.microsoft.com/office/word/2015/wordml/symex" xmlns:wpg="http://schemas.microsoft.com/office/word/2010/wordprocessingGroup" xmlns:wpi="http://schemas.microsoft.com/office/word/2010/wordprocessingInk" xmlns:wne="http://schemas.microsoft.com/office/word/2006/wordml" xmlns:wps="http://schemas.microsoft.com/office/word/2010/wordprocessingShape" mc:Ignorable="w14 w15 w16se w16cid w16 w16cex w16sdtdh wp14">
+<w:footnotes xmlns:wpc="http://schemas.microsoft.com/office/word/2010/wordprocessingCanvas" xmlns:cx="http://schemas.microsoft.com/office/drawing/2014/chartex" xmlns:cx1="http://schemas.microsoft.com/office/drawing/2015/9/8/chartex" xmlns:cx2="http://schemas.microsoft.com/office/drawing/2015/10/21/chartex" xmlns:cx3="http://schemas.microsoft.com/office/drawing/2016/5/9/chartex" xmlns:cx4="http://schemas.microsoft.com/office/drawing/2016/5/10/chartex" xmlns:cx5="http://schemas.microsoft.com/office/drawing/2016/5/11/chartex" xmlns:cx6="http://schemas.microsoft.com/office/drawing/2016/5/12/chartex" xmlns:cx7="http://schemas.microsoft.com/office/drawing/2016/5/13/chartex" xmlns:cx8="http://schemas.microsoft.com/office/drawing/2016/5/14/chartex" xmlns:mc="http://schemas.openxmlformats.org/markup-compatibility/2006" xmlns:aink="http://schemas.microsoft.com/office/drawing/2016/ink" xmlns:am3d="http://schemas.microsoft.com/office/drawing/2017/model3d" xmlns:o="urn:schemas-microsoft-com:office:office" xmlns:oel="http://schemas.microsoft.com/office/2019/extlst" xmlns:r="http://schemas.openxmlformats.org/officeDocument/2006/relationships" xmlns:m="http://schemas.openxmlformats.org/officeDocument/2006/math" xmlns:v="urn:schemas-microsoft-com:vml" xmlns:wp14="http://schemas.microsoft.com/office/word/2010/wordprocessingDrawing" xmlns:wp="http://schemas.openxmlformats.org/drawingml/2006/wordprocessingDrawing" xmlns:w10="urn:schemas-microsoft-com:office:word" xmlns:w="http://schemas.openxmlformats.org/wordprocessingml/2006/main" xmlns:w14="http://schemas.microsoft.com/office/word/2010/wordml" xmlns:w15="http://schemas.microsoft.com/office/word/2012/wordml" xmlns:w16cex="http://schemas.microsoft.com/office/word/2018/wordml/cex" xmlns:w16cid="http://schemas.microsoft.com/office/word/2016/wordml/cid" xmlns:w16="http://schemas.microsoft.com/office/word/2018/wordml" xmlns:w16du="http://schemas.microsoft.com/office/word/2023/wordml/word16du" xmlns:w16sdtdh="http://schemas.microsoft.com/office/word/2020/wordml/sdtdatahash" xmlns:w16sdtfl="http://schemas.microsoft.com/office/word/2024/wordml/sdtformatlock" xmlns:w16se="http://schemas.microsoft.com/office/word/2015/wordml/symex" xmlns:wpg="http://schemas.microsoft.com/office/word/2010/wordprocessingGroup" xmlns:wpi="http://schemas.microsoft.com/office/word/2010/wordprocessingInk" xmlns:wne="http://schemas.microsoft.com/office/word/2006/wordml" xmlns:wps="http://schemas.microsoft.com/office/word/2010/wordprocessingShape" mc:Ignorable="w14 w15 w16se w16cid w16 w16cex w16sdtdh w16sdtfl w16du wp14">
   <w:footnote w:type="separator" w:id="-1">
     <w:p>
       <w:pPr>
@@ -1127,7 +1163,7 @@
 </file>
 
 <file path=word/header1.xml><?xml version="1.0" encoding="utf-8"?>
-<w:hdr xmlns:wpc="http://schemas.microsoft.com/office/word/2010/wordprocessingCanvas" xmlns:cx="http://schemas.microsoft.com/office/drawing/2014/chartex" xmlns:cx1="http://schemas.microsoft.com/office/drawing/2015/9/8/chartex" xmlns:cx2="http://schemas.microsoft.com/office/drawing/2015/10/21/chartex" xmlns:cx3="http://schemas.microsoft.com/office/drawing/2016/5/9/chartex" xmlns:cx4="http://schemas.microsoft.com/office/drawing/2016/5/10/chartex" xmlns:cx5="http://schemas.microsoft.com/office/drawing/2016/5/11/chartex" xmlns:cx6="http://schemas.microsoft.com/office/drawing/2016/5/12/chartex" xmlns:cx7="http://schemas.microsoft.com/office/drawing/2016/5/13/chartex" xmlns:cx8="http://schemas.microsoft.com/office/drawing/2016/5/14/chartex" xmlns:mc="http://schemas.openxmlformats.org/markup-compatibility/2006" xmlns:aink="http://schemas.microsoft.com/office/drawing/2016/ink" xmlns:am3d="http://schemas.microsoft.com/office/drawing/2017/model3d" xmlns:o="urn:schemas-microsoft-com:office:office" xmlns:oel="http://schemas.microsoft.com/office/2019/extlst" xmlns:r="http://schemas.openxmlformats.org/officeDocument/2006/relationships" xmlns:m="http://schemas.openxmlformats.org/officeDocument/2006/math" xmlns:v="urn:schemas-microsoft-com:vml" xmlns:wp14="http://schemas.microsoft.com/office/word/2010/wordprocessingDrawing" xmlns:wp="http://schemas.openxmlformats.org/drawingml/2006/wordprocessingDrawing" xmlns:w10="urn:schemas-microsoft-com:office:word" xmlns:w="http://schemas.openxmlformats.org/wordprocessingml/2006/main" xmlns:w14="http://schemas.microsoft.com/office/word/2010/wordml" xmlns:w15="http://schemas.microsoft.com/office/word/2012/wordml" xmlns:w16cex="http://schemas.microsoft.com/office/word/2018/wordml/cex" xmlns:w16cid="http://schemas.microsoft.com/office/word/2016/wordml/cid" xmlns:w16="http://schemas.microsoft.com/office/word/2018/wordml" xmlns:w16sdtdh="http://schemas.microsoft.com/office/word/2020/wordml/sdtdatahash" xmlns:w16se="http://schemas.microsoft.com/office/word/2015/wordml/symex" xmlns:wpg="http://schemas.microsoft.com/office/word/2010/wordprocessingGroup" xmlns:wpi="http://schemas.microsoft.com/office/word/2010/wordprocessingInk" xmlns:wne="http://schemas.microsoft.com/office/word/2006/wordml" xmlns:wps="http://schemas.microsoft.com/office/word/2010/wordprocessingShape" mc:Ignorable="w14 w15 w16se w16cid w16 w16cex w16sdtdh wp14">
+<w:hdr xmlns:wpc="http://schemas.microsoft.com/office/word/2010/wordprocessingCanvas" xmlns:cx="http://schemas.microsoft.com/office/drawing/2014/chartex" xmlns:cx1="http://schemas.microsoft.com/office/drawing/2015/9/8/chartex" xmlns:cx2="http://schemas.microsoft.com/office/drawing/2015/10/21/chartex" xmlns:cx3="http://schemas.microsoft.com/office/drawing/2016/5/9/chartex" xmlns:cx4="http://schemas.microsoft.com/office/drawing/2016/5/10/chartex" xmlns:cx5="http://schemas.microsoft.com/office/drawing/2016/5/11/chartex" xmlns:cx6="http://schemas.microsoft.com/office/drawing/2016/5/12/chartex" xmlns:cx7="http://schemas.microsoft.com/office/drawing/2016/5/13/chartex" xmlns:cx8="http://schemas.microsoft.com/office/drawing/2016/5/14/chartex" xmlns:mc="http://schemas.openxmlformats.org/markup-compatibility/2006" xmlns:aink="http://schemas.microsoft.com/office/drawing/2016/ink" xmlns:am3d="http://schemas.microsoft.com/office/drawing/2017/model3d" xmlns:o="urn:schemas-microsoft-com:office:office" xmlns:oel="http://schemas.microsoft.com/office/2019/extlst" xmlns:r="http://schemas.openxmlformats.org/officeDocument/2006/relationships" xmlns:m="http://schemas.openxmlformats.org/officeDocument/2006/math" xmlns:v="urn:schemas-microsoft-com:vml" xmlns:wp14="http://schemas.microsoft.com/office/word/2010/wordprocessingDrawing" xmlns:wp="http://schemas.openxmlformats.org/drawingml/2006/wordprocessingDrawing" xmlns:w10="urn:schemas-microsoft-com:office:word" xmlns:w="http://schemas.openxmlformats.org/wordprocessingml/2006/main" xmlns:w14="http://schemas.microsoft.com/office/word/2010/wordml" xmlns:w15="http://schemas.microsoft.com/office/word/2012/wordml" xmlns:w16cex="http://schemas.microsoft.com/office/word/2018/wordml/cex" xmlns:w16cid="http://schemas.microsoft.com/office/word/2016/wordml/cid" xmlns:w16="http://schemas.microsoft.com/office/word/2018/wordml" xmlns:w16du="http://schemas.microsoft.com/office/word/2023/wordml/word16du" xmlns:w16sdtdh="http://schemas.microsoft.com/office/word/2020/wordml/sdtdatahash" xmlns:w16sdtfl="http://schemas.microsoft.com/office/word/2024/wordml/sdtformatlock" xmlns:w16se="http://schemas.microsoft.com/office/word/2015/wordml/symex" xmlns:wpg="http://schemas.microsoft.com/office/word/2010/wordprocessingGroup" xmlns:wpi="http://schemas.microsoft.com/office/word/2010/wordprocessingInk" xmlns:wne="http://schemas.microsoft.com/office/word/2006/wordml" xmlns:wps="http://schemas.microsoft.com/office/word/2010/wordprocessingShape" mc:Ignorable="w14 w15 w16se w16cid w16 w16cex w16sdtdh w16sdtfl w16du wp14">
   <w:p>
     <w:pPr>
       <w:spacing w:after="0" w:line="259" w:lineRule="auto"/>
@@ -1203,7 +1239,7 @@
 </file>
 
 <file path=word/header2.xml><?xml version="1.0" encoding="utf-8"?>
-<w:hdr xmlns:wpc="http://schemas.microsoft.com/office/word/2010/wordprocessingCanvas" xmlns:cx="http://schemas.microsoft.com/office/drawing/2014/chartex" xmlns:cx1="http://schemas.microsoft.com/office/drawing/2015/9/8/chartex" xmlns:cx2="http://schemas.microsoft.com/office/drawing/2015/10/21/chartex" xmlns:cx3="http://schemas.microsoft.com/office/drawing/2016/5/9/chartex" xmlns:cx4="http://schemas.microsoft.com/office/drawing/2016/5/10/chartex" xmlns:cx5="http://schemas.microsoft.com/office/drawing/2016/5/11/chartex" xmlns:cx6="http://schemas.microsoft.com/office/drawing/2016/5/12/chartex" xmlns:cx7="http://schemas.microsoft.com/office/drawing/2016/5/13/chartex" xmlns:cx8="http://schemas.microsoft.com/office/drawing/2016/5/14/chartex" xmlns:mc="http://schemas.openxmlformats.org/markup-compatibility/2006" xmlns:aink="http://schemas.microsoft.com/office/drawing/2016/ink" xmlns:am3d="http://schemas.microsoft.com/office/drawing/2017/model3d" xmlns:o="urn:schemas-microsoft-com:office:office" xmlns:oel="http://schemas.microsoft.com/office/2019/extlst" xmlns:r="http://schemas.openxmlformats.org/officeDocument/2006/relationships" xmlns:m="http://schemas.openxmlformats.org/officeDocument/2006/math" xmlns:v="urn:schemas-microsoft-com:vml" xmlns:wp14="http://schemas.microsoft.com/office/word/2010/wordprocessingDrawing" xmlns:wp="http://schemas.openxmlformats.org/drawingml/2006/wordprocessingDrawing" xmlns:w10="urn:schemas-microsoft-com:office:word" xmlns:w="http://schemas.openxmlformats.org/wordprocessingml/2006/main" xmlns:w14="http://schemas.microsoft.com/office/word/2010/wordml" xmlns:w15="http://schemas.microsoft.com/office/word/2012/wordml" xmlns:w16cex="http://schemas.microsoft.com/office/word/2018/wordml/cex" xmlns:w16cid="http://schemas.microsoft.com/office/word/2016/wordml/cid" xmlns:w16="http://schemas.microsoft.com/office/word/2018/wordml" xmlns:w16sdtdh="http://schemas.microsoft.com/office/word/2020/wordml/sdtdatahash" xmlns:w16se="http://schemas.microsoft.com/office/word/2015/wordml/symex" xmlns:wpg="http://schemas.microsoft.com/office/word/2010/wordprocessingGroup" xmlns:wpi="http://schemas.microsoft.com/office/word/2010/wordprocessingInk" xmlns:wne="http://schemas.microsoft.com/office/word/2006/wordml" xmlns:wps="http://schemas.microsoft.com/office/word/2010/wordprocessingShape" mc:Ignorable="w14 w15 w16se w16cid w16 w16cex w16sdtdh wp14">
+<w:hdr xmlns:wpc="http://schemas.microsoft.com/office/word/2010/wordprocessingCanvas" xmlns:cx="http://schemas.microsoft.com/office/drawing/2014/chartex" xmlns:cx1="http://schemas.microsoft.com/office/drawing/2015/9/8/chartex" xmlns:cx2="http://schemas.microsoft.com/office/drawing/2015/10/21/chartex" xmlns:cx3="http://schemas.microsoft.com/office/drawing/2016/5/9/chartex" xmlns:cx4="http://schemas.microsoft.com/office/drawing/2016/5/10/chartex" xmlns:cx5="http://schemas.microsoft.com/office/drawing/2016/5/11/chartex" xmlns:cx6="http://schemas.microsoft.com/office/drawing/2016/5/12/chartex" xmlns:cx7="http://schemas.microsoft.com/office/drawing/2016/5/13/chartex" xmlns:cx8="http://schemas.microsoft.com/office/drawing/2016/5/14/chartex" xmlns:mc="http://schemas.openxmlformats.org/markup-compatibility/2006" xmlns:aink="http://schemas.microsoft.com/office/drawing/2016/ink" xmlns:am3d="http://schemas.microsoft.com/office/drawing/2017/model3d" xmlns:o="urn:schemas-microsoft-com:office:office" xmlns:oel="http://schemas.microsoft.com/office/2019/extlst" xmlns:r="http://schemas.openxmlformats.org/officeDocument/2006/relationships" xmlns:m="http://schemas.openxmlformats.org/officeDocument/2006/math" xmlns:v="urn:schemas-microsoft-com:vml" xmlns:wp14="http://schemas.microsoft.com/office/word/2010/wordprocessingDrawing" xmlns:wp="http://schemas.openxmlformats.org/drawingml/2006/wordprocessingDrawing" xmlns:w10="urn:schemas-microsoft-com:office:word" xmlns:w="http://schemas.openxmlformats.org/wordprocessingml/2006/main" xmlns:w14="http://schemas.microsoft.com/office/word/2010/wordml" xmlns:w15="http://schemas.microsoft.com/office/word/2012/wordml" xmlns:w16cex="http://schemas.microsoft.com/office/word/2018/wordml/cex" xmlns:w16cid="http://schemas.microsoft.com/office/word/2016/wordml/cid" xmlns:w16="http://schemas.microsoft.com/office/word/2018/wordml" xmlns:w16du="http://schemas.microsoft.com/office/word/2023/wordml/word16du" xmlns:w16sdtdh="http://schemas.microsoft.com/office/word/2020/wordml/sdtdatahash" xmlns:w16sdtfl="http://schemas.microsoft.com/office/word/2024/wordml/sdtformatlock" xmlns:w16se="http://schemas.microsoft.com/office/word/2015/wordml/symex" xmlns:wpg="http://schemas.microsoft.com/office/word/2010/wordprocessingGroup" xmlns:wpi="http://schemas.microsoft.com/office/word/2010/wordprocessingInk" xmlns:wne="http://schemas.microsoft.com/office/word/2006/wordml" xmlns:wps="http://schemas.microsoft.com/office/word/2010/wordprocessingShape" mc:Ignorable="w14 w15 w16se w16cid w16 w16cex w16sdtdh w16sdtfl w16du wp14">
   <w:p>
     <w:pPr>
       <w:spacing w:after="0" w:line="259" w:lineRule="auto"/>
@@ -1240,7 +1276,15 @@
         <w:bCs/>
         <w:noProof/>
       </w:rPr>
-      <w:t>498</w:t>
+      <w:t>48</w:t>
+    </w:r>
+    <w:r>
+      <w:rPr>
+        <w:b/>
+        <w:bCs/>
+        <w:noProof/>
+      </w:rPr>
+      <w:t>4</w:t>
     </w:r>
     <w:r>
       <w:rPr>
@@ -1263,7 +1307,7 @@
 </file>
 
 <file path=word/header3.xml><?xml version="1.0" encoding="utf-8"?>
-<w:hdr xmlns:wpc="http://schemas.microsoft.com/office/word/2010/wordprocessingCanvas" xmlns:cx="http://schemas.microsoft.com/office/drawing/2014/chartex" xmlns:cx1="http://schemas.microsoft.com/office/drawing/2015/9/8/chartex" xmlns:cx2="http://schemas.microsoft.com/office/drawing/2015/10/21/chartex" xmlns:cx3="http://schemas.microsoft.com/office/drawing/2016/5/9/chartex" xmlns:cx4="http://schemas.microsoft.com/office/drawing/2016/5/10/chartex" xmlns:cx5="http://schemas.microsoft.com/office/drawing/2016/5/11/chartex" xmlns:cx6="http://schemas.microsoft.com/office/drawing/2016/5/12/chartex" xmlns:cx7="http://schemas.microsoft.com/office/drawing/2016/5/13/chartex" xmlns:cx8="http://schemas.microsoft.com/office/drawing/2016/5/14/chartex" xmlns:mc="http://schemas.openxmlformats.org/markup-compatibility/2006" xmlns:aink="http://schemas.microsoft.com/office/drawing/2016/ink" xmlns:am3d="http://schemas.microsoft.com/office/drawing/2017/model3d" xmlns:o="urn:schemas-microsoft-com:office:office" xmlns:oel="http://schemas.microsoft.com/office/2019/extlst" xmlns:r="http://schemas.openxmlformats.org/officeDocument/2006/relationships" xmlns:m="http://schemas.openxmlformats.org/officeDocument/2006/math" xmlns:v="urn:schemas-microsoft-com:vml" xmlns:wp14="http://schemas.microsoft.com/office/word/2010/wordprocessingDrawing" xmlns:wp="http://schemas.openxmlformats.org/drawingml/2006/wordprocessingDrawing" xmlns:w10="urn:schemas-microsoft-com:office:word" xmlns:w="http://schemas.openxmlformats.org/wordprocessingml/2006/main" xmlns:w14="http://schemas.microsoft.com/office/word/2010/wordml" xmlns:w15="http://schemas.microsoft.com/office/word/2012/wordml" xmlns:w16cex="http://schemas.microsoft.com/office/word/2018/wordml/cex" xmlns:w16cid="http://schemas.microsoft.com/office/word/2016/wordml/cid" xmlns:w16="http://schemas.microsoft.com/office/word/2018/wordml" xmlns:w16sdtdh="http://schemas.microsoft.com/office/word/2020/wordml/sdtdatahash" xmlns:w16se="http://schemas.microsoft.com/office/word/2015/wordml/symex" xmlns:wpg="http://schemas.microsoft.com/office/word/2010/wordprocessingGroup" xmlns:wpi="http://schemas.microsoft.com/office/word/2010/wordprocessingInk" xmlns:wne="http://schemas.microsoft.com/office/word/2006/wordml" xmlns:wps="http://schemas.microsoft.com/office/word/2010/wordprocessingShape" mc:Ignorable="w14 w15 w16se w16cid w16 w16cex w16sdtdh wp14">
+<w:hdr xmlns:wpc="http://schemas.microsoft.com/office/word/2010/wordprocessingCanvas" xmlns:cx="http://schemas.microsoft.com/office/drawing/2014/chartex" xmlns:cx1="http://schemas.microsoft.com/office/drawing/2015/9/8/chartex" xmlns:cx2="http://schemas.microsoft.com/office/drawing/2015/10/21/chartex" xmlns:cx3="http://schemas.microsoft.com/office/drawing/2016/5/9/chartex" xmlns:cx4="http://schemas.microsoft.com/office/drawing/2016/5/10/chartex" xmlns:cx5="http://schemas.microsoft.com/office/drawing/2016/5/11/chartex" xmlns:cx6="http://schemas.microsoft.com/office/drawing/2016/5/12/chartex" xmlns:cx7="http://schemas.microsoft.com/office/drawing/2016/5/13/chartex" xmlns:cx8="http://schemas.microsoft.com/office/drawing/2016/5/14/chartex" xmlns:mc="http://schemas.openxmlformats.org/markup-compatibility/2006" xmlns:aink="http://schemas.microsoft.com/office/drawing/2016/ink" xmlns:am3d="http://schemas.microsoft.com/office/drawing/2017/model3d" xmlns:o="urn:schemas-microsoft-com:office:office" xmlns:oel="http://schemas.microsoft.com/office/2019/extlst" xmlns:r="http://schemas.openxmlformats.org/officeDocument/2006/relationships" xmlns:m="http://schemas.openxmlformats.org/officeDocument/2006/math" xmlns:v="urn:schemas-microsoft-com:vml" xmlns:wp14="http://schemas.microsoft.com/office/word/2010/wordprocessingDrawing" xmlns:wp="http://schemas.openxmlformats.org/drawingml/2006/wordprocessingDrawing" xmlns:w10="urn:schemas-microsoft-com:office:word" xmlns:w="http://schemas.openxmlformats.org/wordprocessingml/2006/main" xmlns:w14="http://schemas.microsoft.com/office/word/2010/wordml" xmlns:w15="http://schemas.microsoft.com/office/word/2012/wordml" xmlns:w16cex="http://schemas.microsoft.com/office/word/2018/wordml/cex" xmlns:w16cid="http://schemas.microsoft.com/office/word/2016/wordml/cid" xmlns:w16="http://schemas.microsoft.com/office/word/2018/wordml" xmlns:w16du="http://schemas.microsoft.com/office/word/2023/wordml/word16du" xmlns:w16sdtdh="http://schemas.microsoft.com/office/word/2020/wordml/sdtdatahash" xmlns:w16sdtfl="http://schemas.microsoft.com/office/word/2024/wordml/sdtformatlock" xmlns:w16se="http://schemas.microsoft.com/office/word/2015/wordml/symex" xmlns:wpg="http://schemas.microsoft.com/office/word/2010/wordprocessingGroup" xmlns:wpi="http://schemas.microsoft.com/office/word/2010/wordprocessingInk" xmlns:wne="http://schemas.microsoft.com/office/word/2006/wordml" xmlns:wps="http://schemas.microsoft.com/office/word/2010/wordprocessingShape" mc:Ignorable="w14 w15 w16se w16cid w16 w16cex w16sdtdh w16sdtfl w16du wp14">
   <w:p>
     <w:pPr>
       <w:spacing w:after="0" w:line="259" w:lineRule="auto"/>
@@ -1327,7 +1371,7 @@
 </file>
 
 <file path=word/numbering.xml><?xml version="1.0" encoding="utf-8"?>
-<w:numbering xmlns:wpc="http://schemas.microsoft.com/office/word/2010/wordprocessingCanvas" xmlns:cx="http://schemas.microsoft.com/office/drawing/2014/chartex" xmlns:cx1="http://schemas.microsoft.com/office/drawing/2015/9/8/chartex" xmlns:cx2="http://schemas.microsoft.com/office/drawing/2015/10/21/chartex" xmlns:cx3="http://schemas.microsoft.com/office/drawing/2016/5/9/chartex" xmlns:cx4="http://schemas.microsoft.com/office/drawing/2016/5/10/chartex" xmlns:cx5="http://schemas.microsoft.com/office/drawing/2016/5/11/chartex" xmlns:cx6="http://schemas.microsoft.com/office/drawing/2016/5/12/chartex" xmlns:cx7="http://schemas.microsoft.com/office/drawing/2016/5/13/chartex" xmlns:cx8="http://schemas.microsoft.com/office/drawing/2016/5/14/chartex" xmlns:mc="http://schemas.openxmlformats.org/markup-compatibility/2006" xmlns:aink="http://schemas.microsoft.com/office/drawing/2016/ink" xmlns:am3d="http://schemas.microsoft.com/office/drawing/2017/model3d" xmlns:o="urn:schemas-microsoft-com:office:office" xmlns:oel="http://schemas.microsoft.com/office/2019/extlst" xmlns:r="http://schemas.openxmlformats.org/officeDocument/2006/relationships" xmlns:m="http://schemas.openxmlformats.org/officeDocument/2006/math" xmlns:v="urn:schemas-microsoft-com:vml" xmlns:wp14="http://schemas.microsoft.com/office/word/2010/wordprocessingDrawing" xmlns:wp="http://schemas.openxmlformats.org/drawingml/2006/wordprocessingDrawing" xmlns:w10="urn:schemas-microsoft-com:office:word" xmlns:w="http://schemas.openxmlformats.org/wordprocessingml/2006/main" xmlns:w14="http://schemas.microsoft.com/office/word/2010/wordml" xmlns:w15="http://schemas.microsoft.com/office/word/2012/wordml" xmlns:w16cex="http://schemas.microsoft.com/office/word/2018/wordml/cex" xmlns:w16cid="http://schemas.microsoft.com/office/word/2016/wordml/cid" xmlns:w16="http://schemas.microsoft.com/office/word/2018/wordml" xmlns:w16sdtdh="http://schemas.microsoft.com/office/word/2020/wordml/sdtdatahash" xmlns:w16se="http://schemas.microsoft.com/office/word/2015/wordml/symex" xmlns:wpg="http://schemas.microsoft.com/office/word/2010/wordprocessingGroup" xmlns:wpi="http://schemas.microsoft.com/office/word/2010/wordprocessingInk" xmlns:wne="http://schemas.microsoft.com/office/word/2006/wordml" xmlns:wps="http://schemas.microsoft.com/office/word/2010/wordprocessingShape" mc:Ignorable="w14 w15 w16se w16cid w16 w16cex w16sdtdh wp14">
+<w:numbering xmlns:wpc="http://schemas.microsoft.com/office/word/2010/wordprocessingCanvas" xmlns:cx="http://schemas.microsoft.com/office/drawing/2014/chartex" xmlns:cx1="http://schemas.microsoft.com/office/drawing/2015/9/8/chartex" xmlns:cx2="http://schemas.microsoft.com/office/drawing/2015/10/21/chartex" xmlns:cx3="http://schemas.microsoft.com/office/drawing/2016/5/9/chartex" xmlns:cx4="http://schemas.microsoft.com/office/drawing/2016/5/10/chartex" xmlns:cx5="http://schemas.microsoft.com/office/drawing/2016/5/11/chartex" xmlns:cx6="http://schemas.microsoft.com/office/drawing/2016/5/12/chartex" xmlns:cx7="http://schemas.microsoft.com/office/drawing/2016/5/13/chartex" xmlns:cx8="http://schemas.microsoft.com/office/drawing/2016/5/14/chartex" xmlns:mc="http://schemas.openxmlformats.org/markup-compatibility/2006" xmlns:aink="http://schemas.microsoft.com/office/drawing/2016/ink" xmlns:am3d="http://schemas.microsoft.com/office/drawing/2017/model3d" xmlns:o="urn:schemas-microsoft-com:office:office" xmlns:oel="http://schemas.microsoft.com/office/2019/extlst" xmlns:r="http://schemas.openxmlformats.org/officeDocument/2006/relationships" xmlns:m="http://schemas.openxmlformats.org/officeDocument/2006/math" xmlns:v="urn:schemas-microsoft-com:vml" xmlns:wp14="http://schemas.microsoft.com/office/word/2010/wordprocessingDrawing" xmlns:wp="http://schemas.openxmlformats.org/drawingml/2006/wordprocessingDrawing" xmlns:w10="urn:schemas-microsoft-com:office:word" xmlns:w="http://schemas.openxmlformats.org/wordprocessingml/2006/main" xmlns:w14="http://schemas.microsoft.com/office/word/2010/wordml" xmlns:w15="http://schemas.microsoft.com/office/word/2012/wordml" xmlns:w16cex="http://schemas.microsoft.com/office/word/2018/wordml/cex" xmlns:w16cid="http://schemas.microsoft.com/office/word/2016/wordml/cid" xmlns:w16="http://schemas.microsoft.com/office/word/2018/wordml" xmlns:w16du="http://schemas.microsoft.com/office/word/2023/wordml/word16du" xmlns:w16sdtdh="http://schemas.microsoft.com/office/word/2020/wordml/sdtdatahash" xmlns:w16sdtfl="http://schemas.microsoft.com/office/word/2024/wordml/sdtformatlock" xmlns:w16se="http://schemas.microsoft.com/office/word/2015/wordml/symex" xmlns:wpg="http://schemas.microsoft.com/office/word/2010/wordprocessingGroup" xmlns:wpi="http://schemas.microsoft.com/office/word/2010/wordprocessingInk" xmlns:wne="http://schemas.microsoft.com/office/word/2006/wordml" xmlns:wps="http://schemas.microsoft.com/office/word/2010/wordprocessingShape" mc:Ignorable="w14 w15 w16se w16cid w16 w16cex w16sdtdh w16sdtfl w16du wp14">
   <w:abstractNum w:abstractNumId="0" w15:restartNumberingAfterBreak="0">
     <w:nsid w:val="00531572"/>
     <w:multiLevelType w:val="hybridMultilevel"/>
@@ -4534,7 +4578,7 @@
 </file>
 
 <file path=word/styles.xml><?xml version="1.0" encoding="utf-8"?>
-<w:styles xmlns:mc="http://schemas.openxmlformats.org/markup-compatibility/2006" xmlns:r="http://schemas.openxmlformats.org/officeDocument/2006/relationships" xmlns:w="http://schemas.openxmlformats.org/wordprocessingml/2006/main" xmlns:w14="http://schemas.microsoft.com/office/word/2010/wordml" xmlns:w15="http://schemas.microsoft.com/office/word/2012/wordml" xmlns:w16cex="http://schemas.microsoft.com/office/word/2018/wordml/cex" xmlns:w16cid="http://schemas.microsoft.com/office/word/2016/wordml/cid" xmlns:w16="http://schemas.microsoft.com/office/word/2018/wordml" xmlns:w16sdtdh="http://schemas.microsoft.com/office/word/2020/wordml/sdtdatahash" xmlns:w16se="http://schemas.microsoft.com/office/word/2015/wordml/symex" mc:Ignorable="w14 w15 w16se w16cid w16 w16cex w16sdtdh">
+<w:styles xmlns:mc="http://schemas.openxmlformats.org/markup-compatibility/2006" xmlns:r="http://schemas.openxmlformats.org/officeDocument/2006/relationships" xmlns:w="http://schemas.openxmlformats.org/wordprocessingml/2006/main" xmlns:w14="http://schemas.microsoft.com/office/word/2010/wordml" xmlns:w15="http://schemas.microsoft.com/office/word/2012/wordml" xmlns:w16cex="http://schemas.microsoft.com/office/word/2018/wordml/cex" xmlns:w16cid="http://schemas.microsoft.com/office/word/2016/wordml/cid" xmlns:w16="http://schemas.microsoft.com/office/word/2018/wordml" xmlns:w16du="http://schemas.microsoft.com/office/word/2023/wordml/word16du" xmlns:w16sdtdh="http://schemas.microsoft.com/office/word/2020/wordml/sdtdatahash" xmlns:w16sdtfl="http://schemas.microsoft.com/office/word/2024/wordml/sdtformatlock" xmlns:w16se="http://schemas.microsoft.com/office/word/2015/wordml/symex" mc:Ignorable="w14 w15 w16se w16cid w16 w16cex w16sdtdh w16sdtfl w16du">
   <w:docDefaults>
     <w:rPrDefault>
       <w:rPr>
